--- a/images/Trade.docx
+++ b/images/Trade.docx
@@ -5,6 +5,8 @@
     <w:tbl>
       <w:tblPr>
         <w:tblStyle w:val="14"/>
+        <w:tblpPr w:leftFromText="180" w:rightFromText="180" w:vertAnchor="page" w:horzAnchor="page" w:tblpX="1351" w:tblpY="2943"/>
+        <w:tblOverlap w:val="never"/>
         <w:tblW w:w="9207" w:type="dxa"/>
         <w:tblInd w:w="0" w:type="dxa"/>
         <w:tblBorders>
@@ -1105,8 +1107,6 @@
               </w:rPr>
               <w:t xml:space="preserve">ZIMVIE </w:t>
             </w:r>
-            <w:bookmarkStart w:id="0" w:name="_GoBack"/>
-            <w:bookmarkEnd w:id="0"/>
           </w:p>
         </w:tc>
       </w:tr>
@@ -1349,7 +1349,10 @@
         </w:tc>
       </w:tr>
     </w:tbl>
-    <w:p/>
+    <w:p>
+      <w:bookmarkStart w:id="0" w:name="_GoBack"/>
+      <w:bookmarkEnd w:id="0"/>
+    </w:p>
     <w:sectPr>
       <w:pgSz w:w="11906" w:h="16838"/>
       <w:pgMar w:top="1440" w:right="1440" w:bottom="1440" w:left="1440" w:header="708" w:footer="708" w:gutter="0"/>
